--- a/status/check/phase3_dpia_firstrun_20260808/old/员工健康评估系统_DPIA草案_20260808.docx
+++ b/status/check/phase3_dpia_firstrun_20260808/old/员工健康评估系统_DPIA草案_20260808.docx
@@ -33,7 +33,7 @@
     </w:p>
     <w:p>
       <w:r>
-        <w:t>该处理活动属于大规模处理特殊类别数据 {{CIT-EU-GDPR-ART35-P01}}。</w:t>
+        <w:t>该处理活动属于大规模处理特殊类别数据 [1]。</w:t>
       </w:r>
     </w:p>
     <w:p>
